--- a/rapports/16_02_2026/ALPHA_BALDE/coh_EQ22_sup_091203020008.docx
+++ b/rapports/16_02_2026/ALPHA_BALDE/coh_EQ22_sup_091203020008.docx
@@ -25,7 +25,7 @@
         <w:br/>
         <w:t>Grappe: 091203020008</w:t>
         <w:br/>
-        <w:t>Date: 16/02/2026 a 12:40</w:t>
+        <w:t>Date: 16/02/2026 a 12:58</w:t>
       </w:r>
     </w:p>
     <w:p/>

--- a/rapports/16_02_2026/ALPHA_BALDE/coh_EQ22_sup_091203020008.docx
+++ b/rapports/16_02_2026/ALPHA_BALDE/coh_EQ22_sup_091203020008.docx
@@ -25,7 +25,7 @@
         <w:br/>
         <w:t>Grappe: 091203020008</w:t>
         <w:br/>
-        <w:t>Date: 16/02/2026 a 12:58</w:t>
+        <w:t>Date: 16/02/2026 a 13:05</w:t>
       </w:r>
     </w:p>
     <w:p/>
@@ -906,7 +906,7 @@
         <w:br/>
         <w:t xml:space="preserve">- Peu probable! maman dié sarr  n'arrive pas  à comprendre un petit texte lu dans une langue locale (s02q03). Veuillez corriger ou donner des explications au QG. Peu probable! maman dié sarr  ne sait ni lire, ni écrire, ni comprendre dans aucune des langues  (s02q01,s02q02,s02q03). Veuillez corriger ou donner des explications au QG. </w:t>
         <w:br/>
-        <w:t>- Peu probable! saliou badji  n'arrive pas  à comprendre un petit texte lu dans une langue locale (s02q03). Veuillez corriger ou donner des explications au QG.  Incohérence ! seulement les écoles gouvermentales paient les cotisations (Gouvernement, communauté, ONG ou organisation humanitaire). veuillez, s'il vous plait, confirmer cette information de saliou badji avec le QG ou apporter les corrections nécessaires.</w:t>
+        <w:t>- Peu probable! saliou badji  n'arrive pas  à comprendre un petit texte lu dans une langue locale (s02q03). Veuillez corriger ou donner des explications au QG.  Incohérence ! seulement les écoles gouvermentales paient les cotisations (Gouvernement, communauté, ONG ou organisation humanitaire). veuillez, s'il vous plait, confirmer cette information de saliou badji avec le QG ou apporter les corrections nécessaires. Attention ! Le frais de scolarité (71000 Fcfa) de saliou badji en 5ème année de Primaire est relativement élevé par rapport aux autres frais de scolarités observés dans cette zone. Prière de corriger ou de confirmer avec le QG.</w:t>
       </w:r>
     </w:p>
     <w:p>
@@ -969,7 +969,7 @@
         <w:rPr>
           <w:sz w:val="20"/>
         </w:rPr>
-        <w:t>- La dernière fois que vous avez acheté Lait caillé est dans un autre menage et semble exister dans les modalités, prière de prendre attache avec le QG pour plus d'explication afin de la classer bien. Attention ! Le prix unitaire d'achat (50 Fcfa) de Carotte en Pièce (Moyen) est relativement faible par rapport aux autres prix observés dans cette zone. Prière de corriger ou de confirmer avec le QG. Attention ! Le prix unitaire d'achat (50 Fcfa) de Poivron frais en Pièce (Moyen) est relativement faible par rapport aux autres prix observés dans cette zone. Prière de corriger ou de confirmer avec le QG. Attention ! Le prix unitaire d'achat (500 Fcfa) de Soumbala (moutarde africaine) en Sachets (Moyen) est relativement élevé par rapport aux autres prix observés dans cette zone. Prière de corriger ou de confirmer avec le QG. Attention ! Le prix unitaire d'achat (600 Fcfa) de Niébé/Haricots secs en Kg (taille unique) est relativement faible par rapport aux autres prix observés dans cette zone. Prière de corriger ou de confirmer avec le QG. Attention ! Soupçons de quantité anormale! Le ménage de AMAD FAYE avec une taille de 8 personnes a consommé 28 Cube en Moyen de Cube alimentaire (Maggi, Jumbo, ) qui est relativement élevé comme consommation par rapport à la condition de vie des autres ménages de même taille dans cette zone. Prière de corriger ou de confirmer avec le QG. Avertissement!!! Le ménage a consommé 4 Bidon 20l taille unique de Eau minérale/filtrée en bouteille locale, cette quantité semble anormale pour une consommation des 7 derniers jours, prière de verifier et corriger. Incohérence!! Dans ce ménage, chaque individus consomme par jour 25.83911 Kg  de cereale; Prière de revoir les quantités prises de ces produits. Incohérence!! Dans ce ménage, chaque individus consomme par jour 25.83911 Kg  de cereale; Prière de revoir les quantités prises de ces produits. Le prix d'achat unitaire (200 Fcfa) de Mil en Kg de taille  taille unique  est très faible, prière de regarder les reponses prises dans les questions s07bq07a s07bq07b s07bq07c s07bq08 pour mieux corriger.</w:t>
+        <w:t>- La dernière fois que vous avez acheté Lait caillé est dans un autre menage et semble exister dans les modalités, prière de prendre attache avec le QG pour plus d'explication afin de la classer bien. Attention ! Le prix unitaire d'achat (33.33333 Fcfa) de Citron en Pièce (Moyen) est relativement faible par rapport aux autres prix observés dans cette zone. Prière de corriger ou de confirmer avec le QG. Attention ! Le prix unitaire d'achat (50 Fcfa) de Carotte en Pièce (Moyen) est relativement faible par rapport aux autres prix observés dans cette zone. Prière de corriger ou de confirmer avec le QG. Attention ! Le prix unitaire d'achat (500 Fcfa) de Soumbala (moutarde africaine) en Sachets (Moyen) est relativement élevé par rapport aux autres prix observés dans cette zone. Prière de corriger ou de confirmer avec le QG. Attention ! Le prix unitaire d'achat (600 Fcfa) de Niébé/Haricots secs en Kg (taille unique) est relativement faible par rapport aux autres prix observés dans cette zone. Prière de corriger ou de confirmer avec le QG. Avertissement!!! Le ménage a consommé 4 Bidon 20l taille unique de Eau minérale/filtrée en bouteille locale, cette quantité semble anormale pour une consommation des 7 derniers jours, prière de verifier et corriger. Incohérence!! Dans ce ménage, chaque individus consomme par jour 48.52429 Kg  de cereale; Prière de revoir les quantités prises de ces produits. Incohérence!! Dans ce ménage, chaque individus consomme par jour 48.52429 Kg  de cereale; Prière de revoir les quantités prises de ces produits. Le prix d'achat unitaire (200 Fcfa) de Mil en Kg de taille  taille unique  est très faible, prière de regarder les reponses prises dans les questions s07bq07a s07bq07b s07bq07c s07bq08 pour mieux corriger.</w:t>
       </w:r>
     </w:p>
     <w:p>
@@ -1605,7 +1605,7 @@
         <w:rPr>
           <w:sz w:val="20"/>
         </w:rPr>
-        <w:t>- Attention ! Le prix unitaire d'achat (100 Fcfa) de Poivre en Sachets (Petit) est relativement élevé par rapport aux autres prix observés dans cette zone. Prière de corriger ou de confirmer avec le QG. Attention ! Le prix unitaire d'achat (50 Fcfa) de Poivron frais en Pièce (Moyen) est relativement faible par rapport aux autres prix observés dans cette zone. Prière de corriger ou de confirmer avec le QG. Avertissement!! La quantité (7 litre) du produit Huile de soja  consommée  par le ménage semble très élevé, prière de corriger ou confirmer avec le QG. Avertissement!!! Le ménage a consommé 10 Litre taille unique de Lait frais de vache, cette quantité semble anormale pour une consommation des 7 derniers jours.Prière de corriger ou de confirmer avec le QG. Avertissement!!! Le ménage a consommé 7 Paquet Petit de Thé en sachet, cette quantité semble anormale pour une consommation des 7 derniers jours.Prière de corriger ou de confirmer avec le QG. Avertissement!! le prix unitaire (100 Fcfa) de Thé en sachet (unité: Paquet) de taille Petit est très faible ou élevé. Prière de corriger ou de confirmer avec le QG. Avertissement!!! Le ménage a consommé 8 Tas Moyen de Mâchoiron séchée (Kon), cette quantité semble anormale pour une consommation des 7 derniers jours.Prière de corriger ou de confirmer avec le QG. Difficile de consommer le Sel en Boite (Autre que la boite/pot de tomate) Petit prière de verifier. Incohérence!! Dans ce ménage, chaque individus consomme par jour 7.5675 Kg  de cereale; Prière de revoir les quantités prises de ces produits. Incohérence!! Dans ce ménage, chaque individus consomme par jour 7.5675 Kg  de cereale; Prière de revoir les quantités prises de ces produits. Incohérence!! Dans ce ménage, chaque individus consomme par jour 7.5675 Kg  de cereale; Prière de revoir les quantités prises de ces produits. Incohérence!! Dans ce ménage, chaque individus consomme par jour 7.5675 Kg  de cereale; Prière de revoir les quantités prises de ces produits.</w:t>
+        <w:t>- Attention ! Le prix unitaire d'achat (100 Fcfa) de Poivre en Sachets (Petit) est relativement élevé par rapport aux autres prix observés dans cette zone. Prière de corriger ou de confirmer avec le QG. Attention ! Le prix unitaire d'achat (50 Fcfa) de Feuilles de  Haricot en Tas (Petit) est relativement faible par rapport aux autres prix observés dans cette zone. Prière de corriger ou de confirmer avec le QG. Avertissement!! La quantité (7 litre) du produit Huile de soja  consommée  par le ménage semble très élevé, prière de corriger ou confirmer avec le QG. Avertissement!!! Le ménage a consommé 10 Litre taille unique de Lait frais de vache, cette quantité semble anormale pour une consommation des 7 derniers jours.Prière de corriger ou de confirmer avec le QG. Avertissement!!! Le ménage a consommé 7 Paquet Petit de Thé en sachet, cette quantité semble anormale pour une consommation des 7 derniers jours.Prière de corriger ou de confirmer avec le QG. Avertissement!! le prix unitaire (100 Fcfa) de Thé en sachet (unité: Paquet) de taille Petit est très faible ou élevé. Prière de corriger ou de confirmer avec le QG. Avertissement!!! Le ménage a consommé 8 Tas Moyen de Mâchoiron séchée (Kon), cette quantité semble anormale pour une consommation des 7 derniers jours.Prière de corriger ou de confirmer avec le QG. Difficile de consommer le Sel en Boite (Autre que la boite/pot de tomate) Petit prière de verifier. Incohérence!! Dans ce ménage, chaque individus consomme par jour 12.21532 Kg  de cereale; Prière de revoir les quantités prises de ces produits. Incohérence!! Dans ce ménage, chaque individus consomme par jour 12.21532 Kg  de cereale; Prière de revoir les quantités prises de ces produits. Incohérence!! Dans ce ménage, chaque individus consomme par jour 12.21532 Kg  de cereale; Prière de revoir les quantités prises de ces produits. Incohérence!! Dans ce ménage, chaque individus consomme par jour 12.21532 Kg  de cereale; Prière de revoir les quantités prises de ces produits.</w:t>
       </w:r>
     </w:p>
     <w:p>
@@ -1891,11 +1891,11 @@
         </w:rPr>
         <w:t xml:space="preserve">- Avertissement!! L'âge (25 ans)  de Houe asine dans ce ménage semble être élevé, prière de corriger ou confirmer avec le QG. Avertissement!! Le prix d'achat (50000 FCFA) de Houe asine est inférieur aux prix de revente (75000 FCFA), prière de verifier et corriger ou confirmer l'information avec le QG. </w:t>
         <w:br/>
-        <w:t xml:space="preserve">- Avertissement!! Le nombre (10000)  de Abreuvoir / Mangeoire est élevé, prière de corriger ou confirmer avec le QG. Incohérence!! Le prix de revente de Abreuvoir / Mangeoire dans cette section 19 ne doit pas être égal 0 même si le ménage l'a reçu en cadeau prière de leurs aider à faire une estimation. </w:t>
-        <w:br/>
         <w:t xml:space="preserve">- Avertissement!! Le prix d'achat (3000 FCFA) de Machette est inférieur aux prix de revente (5000 FCFA), prière de verifier et corriger ou confirmer l'information avec le QG. </w:t>
         <w:br/>
         <w:t xml:space="preserve">- Avertissement!! Le prix d'achat (300000 FCFA) de Animaux de labour est inférieur aux prix de revente (500000 FCFA), prière de verifier et corriger ou confirmer l'information avec le QG. </w:t>
+        <w:br/>
+        <w:t xml:space="preserve">- Incohérence!! Le prix de revente de Abreuvoir / Mangeoire dans cette section 19 ne doit pas être égal 0 même si le ménage l'a reçu en cadeau prière de leurs aider à faire une estimation. </w:t>
         <w:br/>
         <w:t>- Incohérence!! Le prix de revente de Faucheuse dans cette section 19 ne doit pas être égal 0 même si le ménage l'a reçu en cadeau prière de leurs aider à faire une estimation.</w:t>
       </w:r>
@@ -2299,7 +2299,7 @@
         <w:br/>
         <w:t xml:space="preserve">- Peu probable! awa diouf  n'arrive pas  à comprendre un petit texte lu dans une langue locale (s02q03). Veuillez corriger ou donner des explications au QG. Peu probable! awa diouf  ne sait ni lire, ni écrire, ni comprendre dans aucune des langues  (s02q01,s02q02,s02q03). Veuillez corriger ou donner des explications au QG. </w:t>
         <w:br/>
-        <w:t xml:space="preserve">- Peu probable! cheikh sarr  n'arrive pas  à comprendre un petit texte lu dans une langue locale (s02q03). Veuillez corriger ou donner des explications au QG. </w:t>
+        <w:t xml:space="preserve">- Peu probable! cheikh sarr  n'arrive pas  à comprendre un petit texte lu dans une langue locale (s02q03). Veuillez corriger ou donner des explications au QG. Attention ! Le frais de scolarité (75000 Fcfa) de cheikh sarr en 6ème année de Primaire est relativement élevé par rapport aux autres frais de scolarités observés dans cette zone. Prière de corriger ou de confirmer avec le QG. </w:t>
         <w:br/>
         <w:t xml:space="preserve">- Peu probable! coumba ndong  n'arrive pas  à comprendre un petit texte lu dans une langue locale (s02q03). Veuillez corriger ou donner des explications au QG. Peu probable! coumba ndong  ne sait ni lire, ni écrire, ni comprendre dans aucune des langues  (s02q01,s02q02,s02q03). Veuillez corriger ou donner des explications au QG. La raison principale que coumba ndong n'a pas fait des études dans une école formelle est trop agée et semble exister dans les modalités, prière de prendre attache avec le QG pour plus d'explication afin de la classer bien. </w:t>
         <w:br/>
@@ -2315,7 +2315,7 @@
         <w:br/>
         <w:t xml:space="preserve">- Peu probable! khady sambe  n'arrive pas  à comprendre un petit texte lu dans une langue locale (s02q03). Veuillez corriger ou donner des explications au QG. </w:t>
         <w:br/>
-        <w:t xml:space="preserve">- Peu probable! mbissine sarr  n'arrive pas  à comprendre un petit texte lu dans une langue locale (s02q03). Veuillez corriger ou donner des explications au QG. Dans les milieux urbains c'est peu probable de voir une école dont les élèves ou étudiants ne dépensent pas en frais d'uniformes, prière de verifier pour mbissine sarr et corriger ou confirmer avec le QG. </w:t>
+        <w:t xml:space="preserve">- Peu probable! mbissine sarr  n'arrive pas  à comprendre un petit texte lu dans une langue locale (s02q03). Veuillez corriger ou donner des explications au QG. Dans les milieux urbains c'est peu probable de voir une école dont les élèves ou étudiants ne dépensent pas en frais d'uniformes, prière de verifier pour mbissine sarr et corriger ou confirmer avec le QG. Attention ! Le frais de scolarité (6000 Fcfa) de mbissine sarr en 6ème année de Primaire est relativement élevé par rapport aux autres frais de scolarités observés dans cette zone. Prière de corriger ou de confirmer avec le QG. </w:t>
         <w:br/>
         <w:t xml:space="preserve">- Peu probable! ndebane sarr  n'arrive pas  à comprendre un petit texte lu dans une langue locale (s02q03). Veuillez corriger ou donner des explications au QG. Dans les milieux urbains c'est peu probable de voir une école dont les élèves ou étudiants ne dépensent pas en frais d'uniformes, prière de verifier pour ndebane sarr et corriger ou confirmer avec le QG. </w:t>
         <w:br/>
@@ -2483,7 +2483,7 @@
         <w:rPr>
           <w:sz w:val="20"/>
         </w:rPr>
-        <w:t>- La dernière fois que vous avez acheté Lait frais de vache est dans un autre menage et semble exister dans les modalités, prière de prendre attache avec le QG pour plus d'explication afin de la classer bien. Avertissement!! La quantité (6 litre) du produit Huile de soja  consommée  par le ménage semble très élevé, prière de corriger ou confirmer avec le QG. Avertissement!!! Le ménage a consommé 7 Paquet Petit de Thé en sachet, cette quantité semble anormale pour une consommation des 7 derniers jours.Prière de corriger ou de confirmer avec le QG. Avertissement!! le prix unitaire (125 Fcfa) de Thé en sachet (unité: Paquet) de taille Petit est très faible ou élevé. Prière de corriger ou de confirmer avec le QG. Incohérence!! Dans ce ménage, chaque individus consomme par jour 11.3125 Kg  de cereale; Prière de revoir les quantités prises de ces produits. Le prix d'achat unitaire (1500 Fcfa) de Sel en Sac (25 Kg) de taille taille unique est très faible, prière de regarder les reponses prises dans les questions s07bq07a s07bq07b s07bq07c s07bq08 pour mieux corriger.</w:t>
+        <w:t>- La dernière fois que vous avez acheté Lait frais de vache est dans un autre menage et semble exister dans les modalités, prière de prendre attache avec le QG pour plus d'explication afin de la classer bien. Attention ! Le prix unitaire d'achat (200 Fcfa) de Choux en Morceau (Portion) (Moyen) est relativement élevé par rapport aux autres prix observés dans cette zone. Prière de corriger ou de confirmer avec le QG. Avertissement!! La quantité (6 litre) du produit Huile de soja  consommée  par le ménage semble très élevé, prière de corriger ou confirmer avec le QG. Avertissement!!! Le ménage a consommé 7 Paquet Petit de Thé en sachet, cette quantité semble anormale pour une consommation des 7 derniers jours.Prière de corriger ou de confirmer avec le QG. Avertissement!! le prix unitaire (125 Fcfa) de Thé en sachet (unité: Paquet) de taille Petit est très faible ou élevé. Prière de corriger ou de confirmer avec le QG. Incohérence!! Dans ce ménage, chaque individus consomme par jour 19.14464 Kg  de cereale; Prière de revoir les quantités prises de ces produits. Le prix d'achat unitaire (1500 Fcfa) de Sel en Sac (25 Kg) de taille taille unique est très faible, prière de regarder les reponses prises dans les questions s07bq07a s07bq07b s07bq07c s07bq08 pour mieux corriger.</w:t>
       </w:r>
     </w:p>
     <w:p>
@@ -2593,27 +2593,6 @@
           <w:sz w:val="20"/>
         </w:rPr>
         <w:t>- La quantité estimée en Kg est incorrecte (Exemple : si le ménage a eu 10 sacs de 100kg = 10*100=1000kg), prière de corriger merci.</w:t>
-      </w:r>
-    </w:p>
-    <w:p>
-      <w:r>
-        <w:rPr>
-          <w:b/>
-          <w:color w:val="4672C4"/>
-          <w:sz w:val="22"/>
-        </w:rPr>
-        <w:t>&gt;&gt; Section17 - Elevage</w:t>
-      </w:r>
-    </w:p>
-    <w:p>
-      <w:pPr>
-        <w:ind w:left="283"/>
-      </w:pPr>
-      <w:r>
-        <w:rPr>
-          <w:sz w:val="20"/>
-        </w:rPr>
-        <w:t>- Attention ! Le ménage a acheté 2 Ovins (Moutons) à 160000 donc un prix unitaire d'achat (80000 Fcfa) qui  est relativement elevé par rapport aux autres prix observés dans cette zone. Prière de corriger ou de confirmer avec le QG.</w:t>
       </w:r>
     </w:p>
     <w:p>
@@ -3106,7 +3085,7 @@
         <w:rPr>
           <w:sz w:val="20"/>
         </w:rPr>
-        <w:t>- Attention ! Le prix unitaire d'achat (1000 Fcfa) de Escargots en Morceau (Portion) (Moyen) est relativement élevé par rapport aux autres prix observés dans cette zone. Prière de corriger ou de confirmer avec le QG. Attention ! Le prix unitaire d'achat (250 Fcfa) de Poivron frais en Pièce (Moyen) est relativement élevé par rapport aux autres prix observés dans cette zone. Prière de corriger ou de confirmer avec le QG. Attention ! Le prix unitaire d'achat (50 Fcfa) de Carotte en Pièce (Moyen) est relativement faible par rapport aux autres prix observés dans cette zone. Prière de corriger ou de confirmer avec le QG. Attention ! Le prix unitaire d'achat (500 Fcfa) de Poivre en Sachets (Moyen) est relativement élevé par rapport aux autres prix observés dans cette zone. Prière de corriger ou de confirmer avec le QG. Avertissement!!! Le ménage a consommé 3 Bidon 20l taille unique de Eau minérale/filtrée en bouteille locale, cette quantité semble anormale pour une consommation des 7 derniers jours, prière de verifier et corriger. Le prix d'achat unitaire (1 Fcfa) de Choux en Morceau (Portion) de taille Petit  est invraisemblable, prière de regarder les reponses prises dans les questions s07bq07a s07bq07b s07bq07c s07bq08 pour mieux corriger. Attention ! Le prix unitaire d'achat (1 Fcfa) de Choux en Morceau (Portion) (Petit) est relativement faible par rapport aux autres prix observés dans cette zone. Prière de corriger ou de confirmer avec le QG.</w:t>
+        <w:t>- Attention ! Le prix unitaire d'achat (1000 Fcfa) de Escargots en Morceau (Portion) (Moyen) est relativement élevé par rapport aux autres prix observés dans cette zone. Prière de corriger ou de confirmer avec le QG. Attention ! Le prix unitaire d'achat (1100 Fcfa) de Chocolat pâte à tartiner en Pot (Petit) est relativement faible par rapport aux autres prix observés dans cette zone. Prière de corriger ou de confirmer avec le QG. Attention ! Le prix unitaire d'achat (250 Fcfa) de Poivron frais en Pièce (Moyen) est relativement élevé par rapport aux autres prix observés dans cette zone. Prière de corriger ou de confirmer avec le QG. Attention ! Le prix unitaire d'achat (50 Fcfa) de Carotte en Pièce (Moyen) est relativement faible par rapport aux autres prix observés dans cette zone. Prière de corriger ou de confirmer avec le QG. Attention ! Le prix unitaire d'achat (500 Fcfa) de Poivre en Sachets (Moyen) est relativement élevé par rapport aux autres prix observés dans cette zone. Prière de corriger ou de confirmer avec le QG. Attention ! Le prix unitaire d'achat (633.3333 Fcfa) de Sucre en poudre  en Kg (taille unique) est relativement élevé par rapport aux autres prix observés dans cette zone. Prière de corriger ou de confirmer avec le QG. Avertissement!!! Le ménage a consommé 3 Bidon 20l taille unique de Eau minérale/filtrée en bouteille locale, cette quantité semble anormale pour une consommation des 7 derniers jours, prière de verifier et corriger. Le prix d'achat unitaire (1 Fcfa) de Choux en Morceau (Portion) de taille Petit  est invraisemblable, prière de regarder les reponses prises dans les questions s07bq07a s07bq07b s07bq07c s07bq08 pour mieux corriger. Attention ! Le prix unitaire d'achat (1 Fcfa) de Choux en Morceau (Portion) (Petit) est relativement faible par rapport aux autres prix observés dans cette zone. Prière de corriger ou de confirmer avec le QG.</w:t>
       </w:r>
     </w:p>
     <w:p>
@@ -3218,6 +3197,27 @@
           <w:sz w:val="20"/>
         </w:rPr>
         <w:t>- Le montant (FCFA) du loyer mensuel payé pour un logement comme le votre dans ce village/quartier est trop élevé, Veuillez s'il vous plaît corriger cette information.</w:t>
+      </w:r>
+    </w:p>
+    <w:p>
+      <w:r>
+        <w:rPr>
+          <w:b/>
+          <w:color w:val="4672C4"/>
+          <w:sz w:val="22"/>
+        </w:rPr>
+        <w:t>&gt;&gt; Section12 - Actifs du menage</w:t>
+      </w:r>
+    </w:p>
+    <w:p>
+      <w:pPr>
+        <w:ind w:left="283"/>
+      </w:pPr>
+      <w:r>
+        <w:rPr>
+          <w:sz w:val="20"/>
+        </w:rPr>
+        <w:t>- Attention ! Foyers améliorés a été achété à 15000 Fcfa est relativement élevé par rapport aux autres prix d'achat observés dans cette zone. Prière de corriger ou de confirmer avec le QG.</w:t>
       </w:r>
     </w:p>
     <w:p>
@@ -3827,7 +3827,7 @@
         <w:rPr>
           <w:sz w:val="20"/>
         </w:rPr>
-        <w:t>- Attention ! Le prix unitaire d'achat (200 Fcfa) de Carotte en Pièce (Moyen) est relativement élevé par rapport aux autres prix observés dans cette zone. Prière de corriger ou de confirmer avec le QG. Attention ! Le prix unitaire d'achat (50 Fcfa) de Jus de fruits type 1 (orange, ananas, bissap, gingembre, jus de cajou, etc.) en Sachets (Petit) est relativement élevé par rapport aux autres prix observés dans cette zone. Prière de corriger ou de confirmer avec le QG. Attention ! Le prix unitaire d'achat (75 Fcfa) de Piment séché en Sachets (Moyen) est relativement faible par rapport aux autres prix observés dans cette zone. Prière de corriger ou de confirmer avec le QG. Avertissement!!! Le ménage a consommé 3 Paquet Petit de Thé en sachet, cette quantité semble anormale pour une consommation des 7 derniers jours.Prière de corriger ou de confirmer avec le QG. Avertissement!! le prix unitaire (150 Fcfa) de Thé en sachet (unité: Paquet) de taille Petit est très faible ou élevé. Prière de corriger ou de confirmer avec le QG. Incohérence!! Dans ce ménage, chaque individus consomme par jour 16.23633 Kg  de cereale; Prière de revoir les quantités prises de ces produits. Incohérence!! Dans ce ménage, chaque individus consomme par jour 16.23633 Kg  de cereale; Prière de revoir les quantités prises de ces produits. Le prix d'achat unitaire (5600 Fcfa) de Petit cola en Kg de taille taille unique prière de regarder les reponses prises dans les questions s07bq07a s07bq07b s07bq07c s07bq08 pour mieux corriger.</w:t>
+        <w:t>- Attention ! Le prix unitaire d'achat (200 Fcfa) de Carotte en Pièce (Moyen) est relativement élevé par rapport aux autres prix observés dans cette zone. Prière de corriger ou de confirmer avec le QG. Attention ! Le prix unitaire d'achat (200 Fcfa) de Choux en Morceau (Portion) (Moyen) est relativement élevé par rapport aux autres prix observés dans cette zone. Prière de corriger ou de confirmer avec le QG. Attention ! Le prix unitaire d'achat (200 Fcfa) de Manioc en tubercules en Pièce (Moyen) est relativement élevé par rapport aux autres prix observés dans cette zone. Prière de corriger ou de confirmer avec le QG. Attention ! Le prix unitaire d'achat (50 Fcfa) de Jus de fruits type 1 (orange, ananas, bissap, gingembre, jus de cajou, etc.) en Sachets (Petit) est relativement élevé par rapport aux autres prix observés dans cette zone. Prière de corriger ou de confirmer avec le QG. Attention ! Le prix unitaire d'achat (75 Fcfa) de Piment séché en Sachets (Moyen) est relativement faible par rapport aux autres prix observés dans cette zone. Prière de corriger ou de confirmer avec le QG. Avertissement!!! Le ménage a consommé 3 Paquet Petit de Thé en sachet, cette quantité semble anormale pour une consommation des 7 derniers jours.Prière de corriger ou de confirmer avec le QG. Avertissement!! le prix unitaire (150 Fcfa) de Thé en sachet (unité: Paquet) de taille Petit est très faible ou élevé. Prière de corriger ou de confirmer avec le QG. Incohérence!! Dans ce ménage, chaque individus consomme par jour 30.78092 Kg  de cereale; Prière de revoir les quantités prises de ces produits. Incohérence!! Dans ce ménage, chaque individus consomme par jour 30.78092 Kg  de cereale; Prière de revoir les quantités prises de ces produits. Le prix d'achat unitaire (5600 Fcfa) de Petit cola en Kg de taille taille unique prière de regarder les reponses prises dans les questions s07bq07a s07bq07b s07bq07c s07bq08 pour mieux corriger.</w:t>
       </w:r>
     </w:p>
     <w:p>
@@ -3980,7 +3980,7 @@
         <w:rPr>
           <w:sz w:val="20"/>
         </w:rPr>
-        <w:t xml:space="preserve">- Avertissement! Le prix de vente (7000 Fcfa) d'un Poules / poulets est trop petit. Veuillez confirmer ces informations avec le QG ou apporter les corrections nécessaires. Attention ! Le ménage a vendu 0 Poules / poulets à . donc un prix unitaire d'achat (7000 Fcfa) qui  est relativement elevé par rapport aux autres prix observés dans cette zone. Prière de corriger ou de confirmer avec le QG. </w:t>
+        <w:t xml:space="preserve">- Avertissement! Le prix de vente (7000 Fcfa) d'un Poules / poulets est trop petit. Veuillez confirmer ces informations avec le QG ou apporter les corrections nécessaires. </w:t>
         <w:br/>
         <w:t>- Avertissement! Le prix unitaire (27500 Fcfa) d'un Ovins (Moutons) est trop petit ou élevé. Veuillez confirmer ces informations avec le QG ou apporter les corrections nécessaires.</w:t>
       </w:r>
@@ -4381,7 +4381,7 @@
         <w:rPr>
           <w:sz w:val="20"/>
         </w:rPr>
-        <w:t>- La dernière fois que vous avez acheté Lait frais de vache est dans un autre menage et semble exister dans les modalités, prière de prendre attache avec le QG pour plus d'explication afin de la classer bien. Attention ! Le prix unitaire d'achat (41.66667 Fcfa) de Poivre en Sachets (Petit) est relativement faible par rapport aux autres prix observés dans cette zone. Prière de corriger ou de confirmer avec le QG. Avertissement!!! Le ménage a consommé 0.12 Litre taille unique de Huile de soja , cette quantité semble anormale pour une consommation des 7 derniers jours. prière de corriger ou de confirmer avec le QG.</w:t>
+        <w:t>- La dernière fois que vous avez acheté Lait frais de vache est dans un autre menage et semble exister dans les modalités, prière de prendre attache avec le QG pour plus d'explication afin de la classer bien. Attention ! Le prix unitaire d'achat (41.66667 Fcfa) de Poivre en Sachets (Petit) est relativement faible par rapport aux autres prix observés dans cette zone. Prière de corriger ou de confirmer avec le QG. Attention ! Le prix unitaire d'achat (500 Fcfa) de Beignets de farine de boulangerie en Sachets (Moyen) est relativement élevé par rapport aux autres prix observés dans cette zone. Prière de corriger ou de confirmer avec le QG. Avertissement!!! Le ménage a consommé 0.12 Litre taille unique de Huile de soja , cette quantité semble anormale pour une consommation des 7 derniers jours. prière de corriger ou de confirmer avec le QG.</w:t>
       </w:r>
     </w:p>
     <w:p>
@@ -4465,7 +4465,7 @@
         <w:rPr>
           <w:sz w:val="20"/>
         </w:rPr>
-        <w:t>- Attention ! Radio simple/Radiocassette a été revendu à 15000 Fcfa qui est relativement élevé par rapport aux autres prix de revente observés dans cette zone. Prière de corriger ou de confirmer avec le QG.</w:t>
+        <w:t>- Attention ! Radio simple/Radiocassette a été achété à 30000 Fcfa est relativement élevé par rapport aux autres prix d'achat observés dans cette zone. Prière de corriger ou de confirmer avec le QG. Attention ! Radio simple/Radiocassette a été revendu à 15000 Fcfa qui est relativement élevé par rapport aux autres prix de revente observés dans cette zone. Prière de corriger ou de confirmer avec le QG.</w:t>
       </w:r>
     </w:p>
     <w:p>
@@ -4908,7 +4908,7 @@
         <w:rPr>
           <w:sz w:val="20"/>
         </w:rPr>
-        <w:t>- Attention ! Le prix unitaire d'achat (50 Fcfa) de Carotte en Pièce (Moyen) est relativement faible par rapport aux autres prix observés dans cette zone. Prière de corriger ou de confirmer avec le QG. Attention ! Le prix unitaire d'achat (50 Fcfa) de Poivron frais en Pièce (Moyen) est relativement faible par rapport aux autres prix observés dans cette zone. Prière de corriger ou de confirmer avec le QG. Incohérence!! Dans ce ménage, chaque individus consomme par jour 132.3657 Kg  de cereale; Prière de revoir les quantités prises de ces produits.</w:t>
+        <w:t>- Attention ! Le prix unitaire d'achat (4333.333 Fcfa) de Viande de bœuf: filet, faux-filet en Kg (taille unique) est relativement élevé par rapport aux autres prix observés dans cette zone. Prière de corriger ou de confirmer avec le QG. Attention ! Le prix unitaire d'achat (50 Fcfa) de Carotte en Pièce (Moyen) est relativement faible par rapport aux autres prix observés dans cette zone. Prière de corriger ou de confirmer avec le QG. Incohérence!! Dans ce ménage, chaque individus consomme par jour 228.9907 Kg  de cereale; Prière de revoir les quantités prises de ces produits.</w:t>
       </w:r>
     </w:p>
     <w:p>
@@ -5566,7 +5566,7 @@
         <w:rPr>
           <w:sz w:val="20"/>
         </w:rPr>
-        <w:t>- Attention ! Le prix unitaire d'achat (1000 Fcfa) de Poireau en Tas (Moyen) est relativement élevé par rapport aux autres prix observés dans cette zone. Prière de corriger ou de confirmer avec le QG. Attention ! Le prix unitaire d'achat (200 Fcfa) de Gombo frais en Tas (Moyen) est relativement élevé par rapport aux autres prix observés dans cette zone. Prière de corriger ou de confirmer avec le QG. Attention ! Le prix unitaire d'achat (200 Fcfa) de Manioc en tubercules en Morceau (Portion) (Moyen) est relativement élevé par rapport aux autres prix observés dans cette zone. Prière de corriger ou de confirmer avec le QG. Attention ! Le prix unitaire d'achat (500 Fcfa) de Macaroni en Kg (taille unique) est relativement faible par rapport aux autres prix observés dans cette zone. Prière de corriger ou de confirmer avec le QG. Avertissement!! Les quantités du Thé en feuille consommées en Boite (Autre que la boite/pot de tomate) semble incoherent car les ménages consomment géneralement en sachet ou en paquet, prière de corriger ou confirmer avec le QG. Avertissement!!! Le ménage a consommé 0.12 Kg taille unique de , cette quantité semble anormale pour une consommation des 7 derniers jours. prière de corriger ou de confirmer avec le QG. Attention ! Soupçons de quantité anormale! Le ménage de CHERIF NGOM avec une taille de 9 personnes a consommé .12 Kg en taille unique de  qui est relativement élevé comme consommation par rapport à la condition de vie des autres ménages de même taille dans cette zone. Prière de corriger ou de confirmer avec le QG. Avertissement!!! Le ménage a consommé 0.12 Kg taille unique de Ail, cette quantité semble anormale pour une consommation des 7 derniers jours. prière de corriger ou de confirmer avec le QG. Attention ! Soupçons de quantité anormale! Le ménage de CHERIF NGOM avec une taille de 9 personnes a consommé .12 Kg en taille unique de Ail qui est relativement élevé comme consommation par rapport à la condition de vie des autres ménages de même taille dans cette zone. Prière de corriger ou de confirmer avec le QG. Avertissement!!! Le ménage a consommé 0.12 Kg taille unique de Escargots, cette quantité semble anormale pour une consommation des 7 derniers jours. prière de corriger ou de confirmer avec le QG. Attention ! Soupçons de quantité anormale! Le ménage de CHERIF NGOM avec une taille de 9 personnes a consommé .12 Kg en taille unique de Escargots qui est relativement élevé comme consommation par rapport à la condition de vie des autres ménages de même taille dans cette zone. Prière de corriger ou de confirmer avec le QG. Avertissement!!! Le ménage a consommé 0.12 Kg taille unique de Piment frais, cette quantité semble anormale pour une consommation des 7 derniers jours. prière de corriger ou de confirmer avec le QG. Attention ! Soupçons de quantité anormale! Le ménage de CHERIF NGOM avec une taille de 9 personnes a consommé .12 Kg en taille unique de Piment frais qui est relativement élevé comme consommation par rapport à la condition de vie des autres ménages de même taille dans cette zone. Prière de corriger ou de confirmer avec le QG. Avertissement!!! Le ménage a consommé 0.12 Kg taille unique de Poivron frais, cette quantité semble anormale pour une consommation des 7 derniers jours. prière de corriger ou de confirmer avec le QG. Attention ! Soupçons de quantité anormale! Le ménage de CHERIF NGOM avec une taille de 9 personnes a consommé .12 Kg en taille unique de Poivron frais qui est relativement élevé comme consommation par rapport à la condition de vie des autres ménages de même taille dans cette zone. Prière de corriger ou de confirmer avec le QG. Avertissement!!! Le ménage a consommé 10 Cuillère Petit de Chocolat pâte à tartiner, cette quantité semble anormale pour une consommation des 7 derniers jours.Prière de corriger ou de confirmer avec le QG. Avertissement!!! Le ménage a consommé 10 Cuillère Petit de Miel, cette quantité semble anormale pour une consommation des 7 derniers jours.Prière de corriger ou de confirmer avec le QG. Avertissement!!! Le ménage a consommé 20 Pièce Petit de Caramel, bonbons, confiseries, etc., cette quantité semble anormale pour une consommation des 7 derniers jours.Prière de corriger ou de confirmer avec le QG. Avertissement!!! Le ménage a consommé 5 Paquet Petit de Thé en sachet, cette quantité semble anormale pour une consommation des 7 derniers jours.Prière de corriger ou de confirmer avec le QG. Incohérence!! Dans ce ménage, chaque individus consomme par jour 31.05952 Kg  de cereale; Prière de revoir les quantités prises de ces produits. Incohérence!! Dans ce ménage, chaque individus consomme par jour 31.05952 Kg  de cereale; Prière de revoir les quantités prises de ces produits. Incohérence!! Dans ce ménage, chaque individus consomme par jour 31.05952 Kg  de cereale; Prière de revoir les quantités prises de ces produits.</w:t>
+        <w:t>- Attention ! Le prix unitaire d'achat (100 Fcfa) de Citron en Pièce (Moyen) est relativement élevé par rapport aux autres prix observés dans cette zone. Prière de corriger ou de confirmer avec le QG. Attention ! Le prix unitaire d'achat (1000 Fcfa) de Poireau en Tas (Moyen) est relativement élevé par rapport aux autres prix observés dans cette zone. Prière de corriger ou de confirmer avec le QG. Attention ! Le prix unitaire d'achat (200 Fcfa) de Gombo frais en Tas (Moyen) est relativement élevé par rapport aux autres prix observés dans cette zone. Prière de corriger ou de confirmer avec le QG. Attention ! Le prix unitaire d'achat (200 Fcfa) de Manioc en tubercules en Morceau (Portion) (Moyen) est relativement élevé par rapport aux autres prix observés dans cette zone. Prière de corriger ou de confirmer avec le QG. Attention ! Le prix unitaire d'achat (500 Fcfa) de Macaroni en Kg (taille unique) est relativement faible par rapport aux autres prix observés dans cette zone. Prière de corriger ou de confirmer avec le QG. Avertissement!! Les quantités du Thé en feuille consommées en Boite (Autre que la boite/pot de tomate) semble incoherent car les ménages consomment géneralement en sachet ou en paquet, prière de corriger ou confirmer avec le QG. Avertissement!!! Le ménage a consommé 0.12 Kg taille unique de , cette quantité semble anormale pour une consommation des 7 derniers jours. prière de corriger ou de confirmer avec le QG. Attention ! Soupçons de quantité anormale! Le ménage de CHERIF NGOM avec une taille de 9 personnes a consommé .12 Kg en taille unique de  qui est relativement élevé comme consommation par rapport à la condition de vie des autres ménages de même taille dans cette zone. Prière de corriger ou de confirmer avec le QG. Avertissement!!! Le ménage a consommé 0.12 Kg taille unique de Ail, cette quantité semble anormale pour une consommation des 7 derniers jours. prière de corriger ou de confirmer avec le QG. Attention ! Soupçons de quantité anormale! Le ménage de CHERIF NGOM avec une taille de 9 personnes a consommé .12 Kg en taille unique de Ail qui est relativement élevé comme consommation par rapport à la condition de vie des autres ménages de même taille dans cette zone. Prière de corriger ou de confirmer avec le QG. Avertissement!!! Le ménage a consommé 0.12 Kg taille unique de Escargots, cette quantité semble anormale pour une consommation des 7 derniers jours. prière de corriger ou de confirmer avec le QG. Attention ! Soupçons de quantité anormale! Le ménage de CHERIF NGOM avec une taille de 9 personnes a consommé .12 Kg en taille unique de Escargots qui est relativement élevé comme consommation par rapport à la condition de vie des autres ménages de même taille dans cette zone. Prière de corriger ou de confirmer avec le QG. Avertissement!!! Le ménage a consommé 0.12 Kg taille unique de Piment frais, cette quantité semble anormale pour une consommation des 7 derniers jours. prière de corriger ou de confirmer avec le QG. Attention ! Soupçons de quantité anormale! Le ménage de CHERIF NGOM avec une taille de 9 personnes a consommé .12 Kg en taille unique de Piment frais qui est relativement élevé comme consommation par rapport à la condition de vie des autres ménages de même taille dans cette zone. Prière de corriger ou de confirmer avec le QG. Avertissement!!! Le ménage a consommé 0.12 Kg taille unique de Poivron frais, cette quantité semble anormale pour une consommation des 7 derniers jours. prière de corriger ou de confirmer avec le QG. Attention ! Soupçons de quantité anormale! Le ménage de CHERIF NGOM avec une taille de 9 personnes a consommé .12 Kg en taille unique de Poivron frais qui est relativement élevé comme consommation par rapport à la condition de vie des autres ménages de même taille dans cette zone. Prière de corriger ou de confirmer avec le QG. Avertissement!!! Le ménage a consommé 10 Cuillère Petit de Chocolat pâte à tartiner, cette quantité semble anormale pour une consommation des 7 derniers jours.Prière de corriger ou de confirmer avec le QG. Avertissement!!! Le ménage a consommé 10 Cuillère Petit de Miel, cette quantité semble anormale pour une consommation des 7 derniers jours.Prière de corriger ou de confirmer avec le QG. Avertissement!!! Le ménage a consommé 20 Pièce Petit de Caramel, bonbons, confiseries, etc., cette quantité semble anormale pour une consommation des 7 derniers jours.Prière de corriger ou de confirmer avec le QG. Avertissement!!! Le ménage a consommé 5 Paquet Petit de Thé en sachet, cette quantité semble anormale pour une consommation des 7 derniers jours.Prière de corriger ou de confirmer avec le QG. Incohérence!! Dans ce ménage, chaque individus consomme par jour 50.13889 Kg  de cereale; Prière de revoir les quantités prises de ces produits. Incohérence!! Dans ce ménage, chaque individus consomme par jour 50.13889 Kg  de cereale; Prière de revoir les quantités prises de ces produits. Incohérence!! Dans ce ménage, chaque individus consomme par jour 50.13889 Kg  de cereale; Prière de revoir les quantités prises de ces produits.</w:t>
       </w:r>
     </w:p>
     <w:p>
@@ -5673,9 +5673,7 @@
         </w:rPr>
         <w:t xml:space="preserve">- Attention ! Antenne parabolique / décodeur a été achété à 5000 Fcfa est relativement faible par rapport aux autres prix d'achat observés dans cette zone. Prière de corriger ou de confirmer avec le QG. </w:t>
         <w:br/>
-        <w:t xml:space="preserve">- Attention ! Lit a été revendu à 400000 Fcfa qui est relativement élevé par rapport aux autres prix de revente observés dans cette zone. Prière de corriger ou de confirmer avec le QG. </w:t>
-        <w:br/>
-        <w:t>- Attention ! Salon  (Fauteuils et table basse) a été achété à 700000 Fcfa est relativement élevé par rapport aux autres prix d'achat observés dans cette zone. Prière de corriger ou de confirmer avec le QG. Attention ! Salon  (Fauteuils et table basse) a été revendu à 500000 Fcfa qui est relativement élevé par rapport aux autres prix de revente observés dans cette zone. Prière de corriger ou de confirmer avec le QG.</w:t>
+        <w:t>- Attention ! Salon  (Fauteuils et table basse) a été revendu à 500000 Fcfa qui est relativement élevé par rapport aux autres prix de revente observés dans cette zone. Prière de corriger ou de confirmer avec le QG.</w:t>
       </w:r>
     </w:p>
     <w:p>
@@ -6159,7 +6157,7 @@
         <w:rPr>
           <w:sz w:val="20"/>
         </w:rPr>
-        <w:t>- Attention ! Le prix unitaire d'achat (50 Fcfa) de Carotte en Pièce (Moyen) est relativement faible par rapport aux autres prix observés dans cette zone. Prière de corriger ou de confirmer avec le QG. Avertissement!!! Le ménage a consommé 0.12 Litre taille unique de Huile de palme brute, cette quantité semble anormale pour une consommation des 7 derniers jours. prière de corriger ou de confirmer avec le QG. Avertissement!!! Le ménage a consommé 12 Pièce Moyen de Caramel, bonbons, confiseries, etc., cette quantité semble anormale pour une consommation des 7 derniers jours.Prière de corriger ou de confirmer avec le QG. Incohérence!! Dans ce ménage, chaque individus consomme par jour 34.74691 Kg  de cereale; Prière de revoir les quantités prises de ces produits.</w:t>
+        <w:t>- Attention ! Le prix unitaire d'achat (50 Fcfa) de Carotte en Pièce (Moyen) est relativement faible par rapport aux autres prix observés dans cette zone. Prière de corriger ou de confirmer avec le QG. Avertissement!!! Le ménage a consommé 0.12 Litre taille unique de Huile de palme brute, cette quantité semble anormale pour une consommation des 7 derniers jours. prière de corriger ou de confirmer avec le QG. Avertissement!!! Le ménage a consommé 12 Pièce Moyen de Caramel, bonbons, confiseries, etc., cette quantité semble anormale pour une consommation des 7 derniers jours.Prière de corriger ou de confirmer avec le QG. Incohérence!! Dans ce ménage, chaque individus consomme par jour 67.68143 Kg  de cereale; Prière de revoir les quantités prises de ces produits.</w:t>
       </w:r>
     </w:p>
     <w:p>
@@ -6642,7 +6640,7 @@
         <w:rPr>
           <w:sz w:val="20"/>
         </w:rPr>
-        <w:t xml:space="preserve">- Peu probable! Diarra Diouf  n'arrive pas  à comprendre un petit texte lu dans une langue locale (s02q03). Veuillez corriger ou donner des explications au QG. La raison principale que Diarra Diouf n'a pas été à l'école entre 2024/2025 est était enceinte et semble exister dans les modalités, prière de prendre attache avec le QG pour plus d'explication afin de la classer bien. </w:t>
+        <w:t xml:space="preserve">- Peu probable! Diarra Diouf  n'arrive pas  à comprendre un petit texte lu dans une langue locale (s02q03). Veuillez corriger ou donner des explications au QG. </w:t>
         <w:br/>
         <w:t xml:space="preserve">- Peu probable! Ibrahima diba Sene  n'arrive pas  à comprendre un petit texte lu dans une langue locale (s02q03). Veuillez corriger ou donner des explications au QG. Dans les milieux urbains c'est peu probable de voir une école dont les élèves ou étudiants ne dépensent pas en frais d'uniformes, prière de verifier pour Ibrahima diba Sene et corriger ou confirmer avec le QG. Le montant des autres depenses pour l'année scolaire de Ibrahima diba Sene est faible ou élevé. veuillez, s'il vous plait, confirmer ces informations avec le QG ou apporter les corrections nécessaires. </w:t>
         <w:br/>
@@ -6775,7 +6773,7 @@
         <w:rPr>
           <w:sz w:val="20"/>
         </w:rPr>
-        <w:t>- Attention ! Le prix unitaire d'achat (200 Fcfa) de Carpe séchée en Morceau (Portion) (Moyen) est relativement élevé par rapport aux autres prix observés dans cette zone. Prière de corriger ou de confirmer avec le QG. Attention ! Le prix unitaire d'achat (200 Fcfa) de Manioc en tubercules en Morceau (Portion) (Moyen) est relativement élevé par rapport aux autres prix observés dans cette zone. Prière de corriger ou de confirmer avec le QG. Avertissement!!! Le ménage a consommé 3 Paquet Petit de Thé en sachet, cette quantité semble anormale pour une consommation des 7 derniers jours.Prière de corriger ou de confirmer avec le QG. Avertissement!! le prix unitaire (100 Fcfa) de Thé en sachet (unité: Paquet) de taille Petit est très faible ou élevé. Prière de corriger ou de confirmer avec le QG. Incohérence!! Dans ce ménage, chaque individus consomme par jour 25.30625 Kg  de cereale; Prière de revoir les quantités prises de ces produits. Incohérence!! Dans ce ménage, chaque individus consomme par jour 25.30625 Kg  de cereale; Prière de revoir les quantités prises de ces produits.</w:t>
+        <w:t>- Attention ! Le prix unitaire d'achat (100 Fcfa) de Citron en Pièce (Moyen) est relativement élevé par rapport aux autres prix observés dans cette zone. Prière de corriger ou de confirmer avec le QG. Attention ! Le prix unitaire d'achat (200 Fcfa) de Carpe séchée en Morceau (Portion) (Moyen) est relativement élevé par rapport aux autres prix observés dans cette zone. Prière de corriger ou de confirmer avec le QG. Attention ! Le prix unitaire d'achat (200 Fcfa) de Manioc en tubercules en Morceau (Portion) (Moyen) est relativement élevé par rapport aux autres prix observés dans cette zone. Prière de corriger ou de confirmer avec le QG. Attention ! Le prix unitaire d'achat (50 Fcfa) de Soumbala (moutarde africaine) en Sachets (Moyen) est relativement faible par rapport aux autres prix observés dans cette zone. Prière de corriger ou de confirmer avec le QG. Avertissement!!! Le ménage a consommé 3 Paquet Petit de Thé en sachet, cette quantité semble anormale pour une consommation des 7 derniers jours.Prière de corriger ou de confirmer avec le QG. Avertissement!! le prix unitaire (100 Fcfa) de Thé en sachet (unité: Paquet) de taille Petit est très faible ou élevé. Prière de corriger ou de confirmer avec le QG. Incohérence!! Dans ce ménage, chaque individus consomme par jour 46.61607 Kg  de cereale; Prière de revoir les quantités prises de ces produits. Incohérence!! Dans ce ménage, chaque individus consomme par jour 46.61607 Kg  de cereale; Prière de revoir les quantités prises de ces produits.</w:t>
       </w:r>
     </w:p>
     <w:p>
@@ -7325,7 +7323,7 @@
         </w:rPr>
         <w:t xml:space="preserve">- Peu probable! Amadou BAILO Diallo  n'arrive pas  à comprendre un petit texte lu dans une langue locale (s02q03). Veuillez corriger ou donner des explications au QG. Peu probable! Amadou BAILO Diallo  ne sait ni lire, ni écrire, ni comprendre dans aucune des langues  (s02q01,s02q02,s02q03). Veuillez corriger ou donner des explications au QG. La raison principale que Amadou BAILO Diallo n'a pas fait des études dans une école formelle est était à l'école coranique et semble exister dans les modalités, prière de prendre attache avec le QG pour plus d'explication afin de la classer bien. </w:t>
         <w:br/>
-        <w:t>- Peu probable! Ibrahima Diallo  n'arrive pas  à comprendre un petit texte lu dans une langue locale (s02q03). Veuillez corriger ou donner des explications au QG. Dans les milieux urbains c'est peu probable de voir une école dont les élèves ou étudiants ne dépensent pas en frais d'uniformes, prière de verifier pour Ibrahima Diallo et corriger ou confirmer avec le QG.</w:t>
+        <w:t>- Peu probable! Ibrahima Diallo  n'arrive pas  à comprendre un petit texte lu dans une langue locale (s02q03). Veuillez corriger ou donner des explications au QG. Dans les milieux urbains c'est peu probable de voir une école dont les élèves ou étudiants ne dépensent pas en frais d'uniformes, prière de verifier pour Ibrahima Diallo et corriger ou confirmer avec le QG. Attention ! Le frais de scolarité (500 Fcfa) de Ibrahima Diallo en 1ére année de Secondaire 1 (Moyen) Général est relativement faible par rapport aux autres frais de scolarités observés dans cette zone. Prière de corriger ou de confirmer avec le QG.</w:t>
       </w:r>
     </w:p>
     <w:p>
@@ -7889,7 +7887,7 @@
         <w:br/>
         <w:t xml:space="preserve">- Peu probable! AMIE SENGHOR  n'arrive pas  à comprendre un petit texte lu dans une langue locale (s02q03). Veuillez corriger ou donner des explications au QG. Peu probable! AMIE SENGHOR  ne sait ni lire, ni écrire, ni comprendre dans aucune des langues  (s02q01,s02q02,s02q03). Veuillez corriger ou donner des explications au QG. </w:t>
         <w:br/>
-        <w:t xml:space="preserve">- Peu probable! AWA MARONE  n'arrive pas  à comprendre un petit texte lu dans une langue locale (s02q03). Veuillez corriger ou donner des explications au QG. </w:t>
+        <w:t xml:space="preserve">- Peu probable! AWA MARONE  n'arrive pas  à comprendre un petit texte lu dans une langue locale (s02q03). Veuillez corriger ou donner des explications au QG. Attention ! Le frais de scolarité (82000 Fcfa) de AWA MARONE en 4ème année de Primaire est relativement élevé par rapport aux autres frais de scolarités observés dans cette zone. Prière de corriger ou de confirmer avec le QG. </w:t>
         <w:br/>
         <w:t xml:space="preserve">- Peu probable! DIEGANE SARR  n'arrive pas  à comprendre un petit texte lu dans une langue locale (s02q03). Veuillez corriger ou donner des explications au QG. Peu probable! DIEGANE SARR  ne sait ni lire, ni écrire, ni comprendre dans aucune des langues  (s02q01,s02q02,s02q03). Veuillez corriger ou donner des explications au QG. </w:t>
         <w:br/>
@@ -7964,7 +7962,7 @@
         <w:rPr>
           <w:sz w:val="20"/>
         </w:rPr>
-        <w:t>- Attention ! Le prix unitaire d'achat (700 Fcfa) de Niébé/Haricots secs en Kg (taille unique) est relativement faible par rapport aux autres prix observés dans cette zone. Prière de corriger ou de confirmer avec le QG. Incohérence!! Dans ce ménage, chaque individus consomme par jour 23.76698 Kg  de cereale; Prière de revoir les quantités prises de ces produits. Incohérence!! Dans ce ménage, chaque individus consomme par jour 23.76698 Kg  de cereale; Prière de revoir les quantités prises de ces produits. Incohérence!! Dans ce ménage, chaque individus consomme par jour 23.76698 Kg  de cereale; Prière de revoir les quantités prises de ces produits.</w:t>
+        <w:t>- Attention ! Le prix unitaire d'achat (700 Fcfa) de Niébé/Haricots secs en Kg (taille unique) est relativement faible par rapport aux autres prix observés dans cette zone. Prière de corriger ou de confirmer avec le QG. Incohérence!! Dans ce ménage, chaque individus consomme par jour 42.3473 Kg  de cereale; Prière de revoir les quantités prises de ces produits. Incohérence!! Dans ce ménage, chaque individus consomme par jour 42.3473 Kg  de cereale; Prière de revoir les quantités prises de ces produits. Incohérence!! Dans ce ménage, chaque individus consomme par jour 42.3473 Kg  de cereale; Prière de revoir les quantités prises de ces produits.</w:t>
       </w:r>
     </w:p>
     <w:p>
@@ -8048,6 +8046,8 @@
         <w:rPr>
           <w:sz w:val="20"/>
         </w:rPr>
+        <w:t xml:space="preserve">- Attention ! Foyers améliorés a été achété à 15000 Fcfa est relativement élevé par rapport aux autres prix d'achat observés dans cette zone. Prière de corriger ou de confirmer avec le QG. </w:t>
+        <w:br/>
         <w:t>- Le prix de revente de l'article  Tapis ne doit pas être égal 0 même si le ménage l'a reçu en cadeau prière de leurs aider à faire une estimations.</w:t>
       </w:r>
     </w:p>
